--- a/public/temas/ejercicio-3/ESQUEMA TEMA 34.docx
+++ b/public/temas/ejercicio-3/ESQUEMA TEMA 34.docx
@@ -1298,7 +1298,7 @@
           <w:rFonts w:ascii="Cambria" w:hAnsi="Cambria" w:cs="Cambria" w:eastAsia="Cambria"/>
           <w:sz w:val="22"/>
         </w:rPr>
-        <w:t>: China, Estados Unidos, Francia, Reino Unido y Rusia</w:t>
+        <w:t>: China, EEUU, Francia, Reino Unido y Rusia</w:t>
       </w:r>
     </w:p>
     <w:p>
@@ -3412,7 +3412,7 @@
           <w:rFonts w:ascii="Cambria" w:hAnsi="Cambria" w:cs="Cambria" w:eastAsia="Cambria"/>
           <w:sz w:val="22"/>
         </w:rPr>
-        <w:t>Estados Unidos fuera desde el 27 de enero de 2026</w:t>
+        <w:t>EEUU fuera desde el 27 de enero de 2026</w:t>
       </w:r>
     </w:p>
     <w:p>
